--- a/Workshops/2.05 Workshop - Water Temperature and DO/2.05 Workshop Handout - Water Temperature and DO.docx
+++ b/Workshops/2.05 Workshop - Water Temperature and DO/2.05 Workshop Handout - Water Temperature and DO.docx
@@ -11,7 +11,7 @@
         <w:t>2.0</w:t>
       </w:r>
       <w:r>
-        <w:t>4</w:t>
+        <w:t>5</w:t>
       </w:r>
       <w:r>
         <w:t xml:space="preserve"> </w:t>
@@ -118,7 +118,21 @@
           <w:b/>
           <w:bCs/>
         </w:rPr>
-        <w:t xml:space="preserve"> met file:</w:t>
+        <w:t xml:space="preserve"> met</w:t>
+      </w:r>
+      <w:r>
+        <w:rPr>
+          <w:b/>
+          <w:bCs/>
+        </w:rPr>
+        <w:t>eorology</w:t>
+      </w:r>
+      <w:r>
+        <w:rPr>
+          <w:b/>
+          <w:bCs/>
+        </w:rPr>
+        <w:t xml:space="preserve"> file:</w:t>
       </w:r>
       <w:r>
         <w:t xml:space="preserve"> Go to your file directory</w:t>
@@ -127,7 +141,16 @@
         <w:t xml:space="preserve"> and</w:t>
       </w:r>
       <w:r>
-        <w:t xml:space="preserve"> open </w:t>
+        <w:t xml:space="preserve"> open</w:t>
+      </w:r>
+      <w:r>
+        <w:t xml:space="preserve"> the meteorology input file,</w:t>
+      </w:r>
+      <w:r>
+        <w:t xml:space="preserve"> </w:t>
+      </w:r>
+      <w:r>
+        <w:t>“</w:t>
       </w:r>
       <w:proofErr w:type="spellStart"/>
       <w:r>
@@ -135,19 +158,16 @@
       </w:r>
       <w:proofErr w:type="spellEnd"/>
       <w:r>
-        <w:t xml:space="preserve">. You can check each of these time series against pdf page </w:t>
-      </w:r>
-      <w:r>
-        <w:t>350</w:t>
-      </w:r>
-      <w:r>
-        <w:t xml:space="preserve"> of the W2 user</w:t>
-      </w:r>
-      <w:r>
-        <w:t>’s</w:t>
-      </w:r>
-      <w:r>
-        <w:t xml:space="preserve"> manual part 3.</w:t>
+        <w:t>”</w:t>
+      </w:r>
+      <w:r>
+        <w:t xml:space="preserve">. </w:t>
+      </w:r>
+      <w:r>
+        <w:t>Compare this file to the</w:t>
+      </w:r>
+      <w:r>
+        <w:t xml:space="preserve"> “Meteorology File” section of Part 3 of the user’s manual on page 335.</w:t>
       </w:r>
     </w:p>
     <w:p>
@@ -180,7 +200,16 @@
         <w:t xml:space="preserve"> shade file:</w:t>
       </w:r>
       <w:r>
-        <w:t xml:space="preserve"> Go to file directory and open </w:t>
+        <w:t xml:space="preserve"> Go to file directory and open</w:t>
+      </w:r>
+      <w:r>
+        <w:t xml:space="preserve"> the</w:t>
+      </w:r>
+      <w:r>
+        <w:t xml:space="preserve"> </w:t>
+      </w:r>
+      <w:r>
+        <w:t>“</w:t>
       </w:r>
       <w:proofErr w:type="spellStart"/>
       <w:r>
@@ -188,19 +217,16 @@
       </w:r>
       <w:proofErr w:type="spellEnd"/>
       <w:r>
-        <w:t>. You can check each of these time series against pdf page 3</w:t>
-      </w:r>
-      <w:r>
-        <w:t>69</w:t>
-      </w:r>
-      <w:r>
-        <w:t xml:space="preserve"> of the W2 user</w:t>
-      </w:r>
-      <w:r>
-        <w:t>’s</w:t>
-      </w:r>
-      <w:r>
-        <w:t xml:space="preserve"> manual part 3.</w:t>
+        <w:t>” input file</w:t>
+      </w:r>
+      <w:r>
+        <w:t xml:space="preserve">. </w:t>
+      </w:r>
+      <w:r>
+        <w:t>Compare this file to the “Shade Input File” section of the manual on page 354</w:t>
+      </w:r>
+      <w:r>
+        <w:t>.</w:t>
       </w:r>
     </w:p>
     <w:p>
@@ -230,24 +256,44 @@
           <w:b/>
           <w:bCs/>
         </w:rPr>
-        <w:t xml:space="preserve"> wind file: </w:t>
+        <w:t xml:space="preserve"> wind </w:t>
+      </w:r>
+      <w:r>
+        <w:rPr>
+          <w:b/>
+          <w:bCs/>
+        </w:rPr>
+        <w:t xml:space="preserve">sheltering coefficient </w:t>
+      </w:r>
+      <w:r>
+        <w:rPr>
+          <w:b/>
+          <w:bCs/>
+        </w:rPr>
+        <w:t xml:space="preserve">file: </w:t>
       </w:r>
       <w:r>
         <w:t xml:space="preserve">Go to file directory and open </w:t>
       </w:r>
+      <w:r>
+        <w:t>the “</w:t>
+      </w:r>
       <w:proofErr w:type="spellStart"/>
       <w:r>
         <w:t>wsc.npt</w:t>
       </w:r>
       <w:proofErr w:type="spellEnd"/>
       <w:r>
-        <w:t>. You can check this file against pdf page 3</w:t>
-      </w:r>
-      <w:r>
-        <w:t>60</w:t>
-      </w:r>
-      <w:r>
-        <w:t xml:space="preserve"> of the W2 user manual part 3. </w:t>
+        <w:t>” input file</w:t>
+      </w:r>
+      <w:r>
+        <w:t xml:space="preserve">. </w:t>
+      </w:r>
+      <w:r>
+        <w:t>Compare this file to the “Wind Sheltering Coefficient File” section of the manual on page 345</w:t>
+      </w:r>
+      <w:r>
+        <w:t xml:space="preserve">. </w:t>
       </w:r>
     </w:p>
     <w:p>
@@ -263,21 +309,95 @@
           <w:b/>
           <w:bCs/>
         </w:rPr>
-        <w:t xml:space="preserve">Turn off all accessory functions: </w:t>
-      </w:r>
-      <w:r>
-        <w:t>Scroll to row 25 in the .</w:t>
-      </w:r>
-      <w:proofErr w:type="spellStart"/>
-      <w:r>
-        <w:t>xlsm</w:t>
-      </w:r>
-      <w:proofErr w:type="spellEnd"/>
-      <w:r>
-        <w:t xml:space="preserve"> and turn off all the accessory functions</w:t>
-      </w:r>
-      <w:r>
-        <w:t xml:space="preserve">. </w:t>
+        <w:t xml:space="preserve">Turn off all </w:t>
+      </w:r>
+      <w:r>
+        <w:rPr>
+          <w:b/>
+          <w:bCs/>
+        </w:rPr>
+        <w:t>miscellaneous (accessory)</w:t>
+      </w:r>
+      <w:r>
+        <w:rPr>
+          <w:b/>
+          <w:bCs/>
+        </w:rPr>
+        <w:t xml:space="preserve"> functions: </w:t>
+      </w:r>
+      <w:r>
+        <w:t xml:space="preserve">Scroll to </w:t>
+      </w:r>
+      <w:r>
+        <w:t xml:space="preserve">the “MISCELLANEOUS” card on </w:t>
+      </w:r>
+      <w:r>
+        <w:t xml:space="preserve">row 25 in the </w:t>
+      </w:r>
+      <w:r>
+        <w:t>“</w:t>
+      </w:r>
+      <w:r>
+        <w:t>w2_con_DeGray4.5.xlsm</w:t>
+      </w:r>
+      <w:r>
+        <w:t>” control file</w:t>
+      </w:r>
+      <w:r>
+        <w:t xml:space="preserve"> and turn off </w:t>
+      </w:r>
+      <w:proofErr w:type="gramStart"/>
+      <w:r>
+        <w:t>all</w:t>
+      </w:r>
+      <w:r>
+        <w:t xml:space="preserve"> of</w:t>
+      </w:r>
+      <w:proofErr w:type="gramEnd"/>
+      <w:r>
+        <w:t xml:space="preserve"> the settings for the </w:t>
+      </w:r>
+      <w:r>
+        <w:t>SELECTC</w:t>
+      </w:r>
+      <w:r>
+        <w:t xml:space="preserve">, </w:t>
+      </w:r>
+      <w:r>
+        <w:t>HABTATC</w:t>
+      </w:r>
+      <w:r>
+        <w:t xml:space="preserve">, </w:t>
+      </w:r>
+      <w:r>
+        <w:t>ENVIRPC</w:t>
+      </w:r>
+      <w:r>
+        <w:t xml:space="preserve">, </w:t>
+      </w:r>
+      <w:r>
+        <w:t>AERATEC</w:t>
+      </w:r>
+      <w:r>
+        <w:t xml:space="preserve">, </w:t>
+      </w:r>
+      <w:r>
+        <w:t>INITUWL</w:t>
+      </w:r>
+      <w:r>
+        <w:t xml:space="preserve">, </w:t>
+      </w:r>
+      <w:r>
+        <w:t>ORGCC</w:t>
+      </w:r>
+      <w:r>
+        <w:t xml:space="preserve">, and </w:t>
+      </w:r>
+      <w:r>
+        <w:t>SED_DIAG</w:t>
+      </w:r>
+      <w:r>
+        <w:t xml:space="preserve"> variables.</w:t>
       </w:r>
     </w:p>
     <w:p>
@@ -310,15 +430,22 @@
         <w:t>HEAT EXCHANGE Card:</w:t>
       </w:r>
       <w:r>
-        <w:t xml:space="preserve"> Scroll to row 90 in the .</w:t>
-      </w:r>
-      <w:proofErr w:type="spellStart"/>
-      <w:r>
-        <w:t>xlsm</w:t>
-      </w:r>
-      <w:proofErr w:type="spellEnd"/>
-      <w:r>
-        <w:t xml:space="preserve"> and check each parameter in the heat exchange card. Should be good to go. The wind height used is 10 m for this example and the coefficients in the wind function have been set to match that. </w:t>
+        <w:t xml:space="preserve"> Scroll to </w:t>
+      </w:r>
+      <w:r>
+        <w:t xml:space="preserve">the “HEAT EXCHANGE” card on </w:t>
+      </w:r>
+      <w:r>
+        <w:t xml:space="preserve">row 90 </w:t>
+      </w:r>
+      <w:r>
+        <w:t>in the control file</w:t>
+      </w:r>
+      <w:r>
+        <w:t xml:space="preserve"> and check each parameter. </w:t>
+      </w:r>
+      <w:r>
+        <w:t>Refer to the “Heat Exchange” section of the user’s manual on pages 29-30. Verify that the coefficients match the values listed in this section. What wind sensor height was specified in the control file?</w:t>
       </w:r>
     </w:p>
     <w:p>
@@ -344,15 +471,7 @@
         <w:t>temperature computation is turned on:</w:t>
       </w:r>
       <w:r>
-        <w:t xml:space="preserve"> Scroll to row 295 in the .</w:t>
-      </w:r>
-      <w:proofErr w:type="spellStart"/>
-      <w:r>
-        <w:t>xlsm</w:t>
-      </w:r>
-      <w:proofErr w:type="spellEnd"/>
-      <w:r>
-        <w:t xml:space="preserve"> to check that temp computation is turned ON.</w:t>
+        <w:t xml:space="preserve"> In the control file, locate the “HYD PRINT” card on row 291. In cell F295, verify that the temperature computation is turned on.</w:t>
       </w:r>
     </w:p>
     <w:p>
@@ -371,15 +490,25 @@
         <w:t>Turn off water quality computations:</w:t>
       </w:r>
       <w:r>
-        <w:t xml:space="preserve"> Scroll to row 395 in the .</w:t>
-      </w:r>
-      <w:proofErr w:type="spellStart"/>
-      <w:r>
-        <w:t>xlsm</w:t>
-      </w:r>
-      <w:proofErr w:type="spellEnd"/>
-      <w:r>
-        <w:t xml:space="preserve"> and turn OFF all other WQ computations.</w:t>
+        <w:t xml:space="preserve"> </w:t>
+      </w:r>
+      <w:r>
+        <w:t>Locate the CCC variable in the “</w:t>
+      </w:r>
+      <w:r>
+        <w:t>CST COMP - Water quality computations</w:t>
+      </w:r>
+      <w:r>
+        <w:t>” card in cell C395. T</w:t>
+      </w:r>
+      <w:r>
+        <w:t xml:space="preserve">urn OFF all </w:t>
+      </w:r>
+      <w:r>
+        <w:t>water quality constituent</w:t>
+      </w:r>
+      <w:r>
+        <w:t xml:space="preserve"> computations.</w:t>
       </w:r>
     </w:p>
     <w:p>
@@ -398,13 +527,11 @@
         <w:t>Delete other accessory modules from the file directory:</w:t>
       </w:r>
       <w:r>
-        <w:t xml:space="preserve"> Check your “Index of Sheets” in the .</w:t>
-      </w:r>
-      <w:proofErr w:type="spellStart"/>
-      <w:r>
-        <w:t>xlsm</w:t>
-      </w:r>
-      <w:proofErr w:type="spellEnd"/>
+        <w:t xml:space="preserve"> Check your “Index of Sheets” in the </w:t>
+      </w:r>
+      <w:r>
+        <w:t>Excel control file</w:t>
+      </w:r>
       <w:r>
         <w:t xml:space="preserve"> against your file folder. Delete the files marked “presence or absence of file in model directory”</w:t>
       </w:r>
@@ -422,7 +549,47 @@
           <w:b/>
           <w:bCs/>
         </w:rPr>
-        <w:t>Run Model</w:t>
+        <w:t xml:space="preserve">Run </w:t>
+      </w:r>
+      <w:r>
+        <w:rPr>
+          <w:b/>
+          <w:bCs/>
+        </w:rPr>
+        <w:t xml:space="preserve">the pre-processor. </w:t>
+      </w:r>
+      <w:r>
+        <w:t>Check for errors and warnings.</w:t>
+      </w:r>
+    </w:p>
+    <w:p>
+      <w:pPr>
+        <w:pStyle w:val="ListParagraph"/>
+        <w:numPr>
+          <w:ilvl w:val="0"/>
+          <w:numId w:val="2"/>
+        </w:numPr>
+      </w:pPr>
+      <w:r>
+        <w:rPr>
+          <w:b/>
+          <w:bCs/>
+        </w:rPr>
+        <w:t>Run the m</w:t>
+      </w:r>
+      <w:r>
+        <w:rPr>
+          <w:b/>
+          <w:bCs/>
+        </w:rPr>
+        <w:t>odel</w:t>
+      </w:r>
+      <w:r>
+        <w:rPr>
+          <w:b/>
+          <w:bCs/>
+        </w:rPr>
+        <w:t>.</w:t>
       </w:r>
     </w:p>
     <w:p>
@@ -1551,6 +1718,26 @@
 </file>
 
 <file path=customXml/item1.xml><?xml version="1.0" encoding="utf-8"?>
+<p:properties xmlns:p="http://schemas.microsoft.com/office/2006/metadata/properties" xmlns:xsi="http://www.w3.org/2001/XMLSchema-instance" xmlns:pc="http://schemas.microsoft.com/office/infopath/2007/PartnerControls">
+  <documentManagement>
+    <lcf76f155ced4ddcb4097134ff3c332f xmlns="83868113-c0a5-43de-a876-5fe4e9e92519">
+      <Terms xmlns="http://schemas.microsoft.com/office/infopath/2007/PartnerControls"/>
+    </lcf76f155ced4ddcb4097134ff3c332f>
+    <TaxCatchAll xmlns="33812d21-cc6d-40d3-8190-1784895c4f86" xsi:nil="true"/>
+  </documentManagement>
+</p:properties>
+</file>
+
+<file path=customXml/item2.xml><?xml version="1.0" encoding="utf-8"?>
+<?mso-contentType ?>
+<FormTemplates xmlns="http://schemas.microsoft.com/sharepoint/v3/contenttype/forms">
+  <Display>DocumentLibraryForm</Display>
+  <Edit>DocumentLibraryForm</Edit>
+  <New>DocumentLibraryForm</New>
+</FormTemplates>
+</file>
+
+<file path=customXml/item3.xml><?xml version="1.0" encoding="utf-8"?>
 <ct:contentTypeSchema xmlns:ct="http://schemas.microsoft.com/office/2006/metadata/contentType" xmlns:ma="http://schemas.microsoft.com/office/2006/metadata/properties/metaAttributes" ct:_="" ma:_="" ma:contentTypeName="Document" ma:contentTypeID="0x01010031AF2FAC55F63A40BD9EED0C36836299" ma:contentTypeVersion="9" ma:contentTypeDescription="Create a new document." ma:contentTypeScope="" ma:versionID="6dd2c96b6ee869a40eae325749257bd5">
   <xsd:schema xmlns:xsd="http://www.w3.org/2001/XMLSchema" xmlns:xs="http://www.w3.org/2001/XMLSchema" xmlns:p="http://schemas.microsoft.com/office/2006/metadata/properties" xmlns:ns2="83868113-c0a5-43de-a876-5fe4e9e92519" xmlns:ns3="33812d21-cc6d-40d3-8190-1784895c4f86" targetNamespace="http://schemas.microsoft.com/office/2006/metadata/properties" ma:root="true" ma:fieldsID="0d259d6249454a9bf328d56c85a23862" ns2:_="" ns3:_="">
     <xsd:import namespace="83868113-c0a5-43de-a876-5fe4e9e92519"/>
@@ -1747,27 +1934,26 @@
 </ct:contentTypeSchema>
 </file>
 
-<file path=customXml/item2.xml><?xml version="1.0" encoding="utf-8"?>
-<?mso-contentType ?>
-<FormTemplates xmlns="http://schemas.microsoft.com/sharepoint/v3/contenttype/forms">
-  <Display>DocumentLibraryForm</Display>
-  <Edit>DocumentLibraryForm</Edit>
-  <New>DocumentLibraryForm</New>
-</FormTemplates>
+<file path=customXml/itemProps1.xml><?xml version="1.0" encoding="utf-8"?>
+<ds:datastoreItem xmlns:ds="http://schemas.openxmlformats.org/officeDocument/2006/customXml" ds:itemID="{4B3020FE-4838-4752-981A-95481A446CF4}">
+  <ds:schemaRefs>
+    <ds:schemaRef ds:uri="http://schemas.microsoft.com/office/2006/metadata/properties"/>
+    <ds:schemaRef ds:uri="http://schemas.microsoft.com/office/infopath/2007/PartnerControls"/>
+    <ds:schemaRef ds:uri="83868113-c0a5-43de-a876-5fe4e9e92519"/>
+    <ds:schemaRef ds:uri="33812d21-cc6d-40d3-8190-1784895c4f86"/>
+  </ds:schemaRefs>
+</ds:datastoreItem>
 </file>
 
-<file path=customXml/item3.xml><?xml version="1.0" encoding="utf-8"?>
-<p:properties xmlns:p="http://schemas.microsoft.com/office/2006/metadata/properties" xmlns:xsi="http://www.w3.org/2001/XMLSchema-instance" xmlns:pc="http://schemas.microsoft.com/office/infopath/2007/PartnerControls">
-  <documentManagement>
-    <lcf76f155ced4ddcb4097134ff3c332f xmlns="83868113-c0a5-43de-a876-5fe4e9e92519">
-      <Terms xmlns="http://schemas.microsoft.com/office/infopath/2007/PartnerControls"/>
-    </lcf76f155ced4ddcb4097134ff3c332f>
-    <TaxCatchAll xmlns="33812d21-cc6d-40d3-8190-1784895c4f86" xsi:nil="true"/>
-  </documentManagement>
-</p:properties>
+<file path=customXml/itemProps2.xml><?xml version="1.0" encoding="utf-8"?>
+<ds:datastoreItem xmlns:ds="http://schemas.openxmlformats.org/officeDocument/2006/customXml" ds:itemID="{9C142474-F99E-4CBA-BD65-6C6B756CD119}">
+  <ds:schemaRefs>
+    <ds:schemaRef ds:uri="http://schemas.microsoft.com/sharepoint/v3/contenttype/forms"/>
+  </ds:schemaRefs>
+</ds:datastoreItem>
 </file>
 
-<file path=customXml/itemProps1.xml><?xml version="1.0" encoding="utf-8"?>
+<file path=customXml/itemProps3.xml><?xml version="1.0" encoding="utf-8"?>
 <ds:datastoreItem xmlns:ds="http://schemas.openxmlformats.org/officeDocument/2006/customXml" ds:itemID="{AEF0CE2C-86A3-4C1F-BF39-091B417F6769}">
   <ds:schemaRefs>
     <ds:schemaRef ds:uri="http://schemas.microsoft.com/office/2006/metadata/contentType"/>
@@ -1784,23 +1970,4 @@
     <ds:schemaRef ds:uri="http://schemas.microsoft.com/internal/obd"/>
   </ds:schemaRefs>
 </ds:datastoreItem>
-</file>
-
-<file path=customXml/itemProps2.xml><?xml version="1.0" encoding="utf-8"?>
-<ds:datastoreItem xmlns:ds="http://schemas.openxmlformats.org/officeDocument/2006/customXml" ds:itemID="{9C142474-F99E-4CBA-BD65-6C6B756CD119}">
-  <ds:schemaRefs>
-    <ds:schemaRef ds:uri="http://schemas.microsoft.com/sharepoint/v3/contenttype/forms"/>
-  </ds:schemaRefs>
-</ds:datastoreItem>
-</file>
-
-<file path=customXml/itemProps3.xml><?xml version="1.0" encoding="utf-8"?>
-<ds:datastoreItem xmlns:ds="http://schemas.openxmlformats.org/officeDocument/2006/customXml" ds:itemID="{4B3020FE-4838-4752-981A-95481A446CF4}">
-  <ds:schemaRefs>
-    <ds:schemaRef ds:uri="http://schemas.microsoft.com/office/2006/metadata/properties"/>
-    <ds:schemaRef ds:uri="http://schemas.microsoft.com/office/infopath/2007/PartnerControls"/>
-    <ds:schemaRef ds:uri="83868113-c0a5-43de-a876-5fe4e9e92519"/>
-    <ds:schemaRef ds:uri="33812d21-cc6d-40d3-8190-1784895c4f86"/>
-  </ds:schemaRefs>
-</ds:datastoreItem>
 </file>